--- a/downloads/handouts/Unit 02/Handout 02.01 - Value Cards and Sort Sheet.docx
+++ b/downloads/handouts/Unit 02/Handout 02.01 - Value Cards and Sort Sheet.docx
@@ -602,23 +602,21 @@
       <w:pPr>
         <w:pStyle w:val="Heading3"/>
       </w:pPr>
-      <w:bookmarkStart w:id="23" w:name="word-bank-in-other-languages"/>
-      <w:r>
-        <w:t xml:space="preserve">Word bank in other languages</w:t>
+      <w:bookmarkStart w:id="23" w:name="word-bank-in-spanish"/>
+      <w:r>
+        <w:t xml:space="preserve">Word bank in Spanish</w:t>
       </w:r>
       <w:bookmarkEnd w:id="23"/>
     </w:p>
     <w:tbl>
       <w:tblPr>
         <w:tblStyle w:val="Table"/>
-        <w:tblW w:type="pct" w:w="5000.0"/>
+        <w:tblW w:type="pct" w:w="5000"/>
         <w:tblLook w:firstRow="1"/>
       </w:tblPr>
       <w:tblGrid>
-        <w:gridCol w:w="1980"/>
-        <w:gridCol w:w="1980"/>
-        <w:gridCol w:w="1980"/>
-        <w:gridCol w:w="1980"/>
+        <w:gridCol w:w="4680"/>
+        <w:gridCol w:w="4680"/>
       </w:tblGrid>
       <w:tr>
         <w:trPr>
@@ -626,6 +624,7 @@
         </w:trPr>
         <w:tc>
           <w:tcPr>
+            <w:tcW w:type="dxa" w:w="4680"/>
             <w:tcBorders>
               <w:bottom w:val="single"/>
             </w:tcBorders>
@@ -643,6 +642,7 @@
         </w:tc>
         <w:tc>
           <w:tcPr>
+            <w:tcW w:type="dxa" w:w="4680"/>
             <w:tcBorders>
               <w:bottom w:val="single"/>
             </w:tcBorders>
@@ -654,40 +654,6 @@
               <w:jc w:val="left"/>
             </w:pPr>
             <w:r>
-              <w:t xml:space="preserve">Turkish</w:t>
-            </w:r>
-          </w:p>
-        </w:tc>
-        <w:tc>
-          <w:tcPr>
-            <w:tcBorders>
-              <w:bottom w:val="single"/>
-            </w:tcBorders>
-            <w:vAlign w:val="bottom"/>
-          </w:tcPr>
-          <w:p>
-            <w:pPr>
-              <w:pStyle w:val="Compact"/>
-              <w:jc w:val="left"/>
-            </w:pPr>
-            <w:r>
-              <w:t xml:space="preserve">Portuguese</w:t>
-            </w:r>
-          </w:p>
-        </w:tc>
-        <w:tc>
-          <w:tcPr>
-            <w:tcBorders>
-              <w:bottom w:val="single"/>
-            </w:tcBorders>
-            <w:vAlign w:val="bottom"/>
-          </w:tcPr>
-          <w:p>
-            <w:pPr>
-              <w:pStyle w:val="Compact"/>
-              <w:jc w:val="left"/>
-            </w:pPr>
-            <w:r>
               <w:t xml:space="preserve">Spanish</w:t>
             </w:r>
           </w:p>
@@ -695,6 +661,9 @@
       </w:tr>
       <w:tr>
         <w:tc>
+          <w:tcPr>
+            <w:tcW w:type="dxa" w:w="4680"/>
+          </w:tcPr>
           <w:p>
             <w:pPr>
               <w:pStyle w:val="Compact"/>
@@ -706,28 +675,9 @@
           </w:p>
         </w:tc>
         <w:tc>
-          <w:p>
-            <w:pPr>
-              <w:pStyle w:val="Compact"/>
-              <w:jc w:val="left"/>
-            </w:pPr>
-            <w:r>
-              <w:t xml:space="preserve">değer</w:t>
-            </w:r>
-          </w:p>
-        </w:tc>
-        <w:tc>
-          <w:p>
-            <w:pPr>
-              <w:pStyle w:val="Compact"/>
-              <w:jc w:val="left"/>
-            </w:pPr>
-            <w:r>
-              <w:t xml:space="preserve">valor</w:t>
-            </w:r>
-          </w:p>
-        </w:tc>
-        <w:tc>
+          <w:tcPr>
+            <w:tcW w:type="dxa" w:w="4680"/>
+          </w:tcPr>
           <w:p>
             <w:pPr>
               <w:pStyle w:val="Compact"/>
@@ -741,6 +691,9 @@
       </w:tr>
       <w:tr>
         <w:tc>
+          <w:tcPr>
+            <w:tcW w:type="dxa" w:w="4680"/>
+          </w:tcPr>
           <w:p>
             <w:pPr>
               <w:pStyle w:val="Compact"/>
@@ -752,28 +705,9 @@
           </w:p>
         </w:tc>
         <w:tc>
-          <w:p>
-            <w:pPr>
-              <w:pStyle w:val="Compact"/>
-              <w:jc w:val="left"/>
-            </w:pPr>
-            <w:r>
-              <w:t xml:space="preserve">standart (kendine koyduğun kural)</w:t>
-            </w:r>
-          </w:p>
-        </w:tc>
-        <w:tc>
-          <w:p>
-            <w:pPr>
-              <w:pStyle w:val="Compact"/>
-              <w:jc w:val="left"/>
-            </w:pPr>
-            <w:r>
-              <w:t xml:space="preserve">padrão (a regra que você segue)</w:t>
-            </w:r>
-          </w:p>
-        </w:tc>
-        <w:tc>
+          <w:tcPr>
+            <w:tcW w:type="dxa" w:w="4680"/>
+          </w:tcPr>
           <w:p>
             <w:pPr>
               <w:pStyle w:val="Compact"/>
@@ -787,6 +721,9 @@
       </w:tr>
       <w:tr>
         <w:tc>
+          <w:tcPr>
+            <w:tcW w:type="dxa" w:w="4680"/>
+          </w:tcPr>
           <w:p>
             <w:pPr>
               <w:pStyle w:val="Compact"/>
@@ -798,28 +735,9 @@
           </w:p>
         </w:tc>
         <w:tc>
-          <w:p>
-            <w:pPr>
-              <w:pStyle w:val="Compact"/>
-              <w:jc w:val="left"/>
-            </w:pPr>
-            <w:r>
-              <w:t xml:space="preserve">seçim</w:t>
-            </w:r>
-          </w:p>
-        </w:tc>
-        <w:tc>
-          <w:p>
-            <w:pPr>
-              <w:pStyle w:val="Compact"/>
-              <w:jc w:val="left"/>
-            </w:pPr>
-            <w:r>
-              <w:t xml:space="preserve">escolha</w:t>
-            </w:r>
-          </w:p>
-        </w:tc>
-        <w:tc>
+          <w:tcPr>
+            <w:tcW w:type="dxa" w:w="4680"/>
+          </w:tcPr>
           <w:p>
             <w:pPr>
               <w:pStyle w:val="Compact"/>
@@ -833,6 +751,9 @@
       </w:tr>
       <w:tr>
         <w:tc>
+          <w:tcPr>
+            <w:tcW w:type="dxa" w:w="4680"/>
+          </w:tcPr>
           <w:p>
             <w:pPr>
               <w:pStyle w:val="Compact"/>
@@ -844,28 +765,9 @@
           </w:p>
         </w:tc>
         <w:tc>
-          <w:p>
-            <w:pPr>
-              <w:pStyle w:val="Compact"/>
-              <w:jc w:val="left"/>
-            </w:pPr>
-            <w:r>
-              <w:t xml:space="preserve">çok önemli</w:t>
-            </w:r>
-          </w:p>
-        </w:tc>
-        <w:tc>
-          <w:p>
-            <w:pPr>
-              <w:pStyle w:val="Compact"/>
-              <w:jc w:val="left"/>
-            </w:pPr>
-            <w:r>
-              <w:t xml:space="preserve">importa muito</w:t>
-            </w:r>
-          </w:p>
-        </w:tc>
-        <w:tc>
+          <w:tcPr>
+            <w:tcW w:type="dxa" w:w="4680"/>
+          </w:tcPr>
           <w:p>
             <w:pPr>
               <w:pStyle w:val="Compact"/>
@@ -879,6 +781,9 @@
       </w:tr>
       <w:tr>
         <w:tc>
+          <w:tcPr>
+            <w:tcW w:type="dxa" w:w="4680"/>
+          </w:tcPr>
           <w:p>
             <w:pPr>
               <w:pStyle w:val="Compact"/>
@@ -890,28 +795,9 @@
           </w:p>
         </w:tc>
         <w:tc>
-          <w:p>
-            <w:pPr>
-              <w:pStyle w:val="Compact"/>
-              <w:jc w:val="left"/>
-            </w:pPr>
-            <w:r>
-              <w:t xml:space="preserve">biraz önemli</w:t>
-            </w:r>
-          </w:p>
-        </w:tc>
-        <w:tc>
-          <w:p>
-            <w:pPr>
-              <w:pStyle w:val="Compact"/>
-              <w:jc w:val="left"/>
-            </w:pPr>
-            <w:r>
-              <w:t xml:space="preserve">importa um pouco</w:t>
-            </w:r>
-          </w:p>
-        </w:tc>
-        <w:tc>
+          <w:tcPr>
+            <w:tcW w:type="dxa" w:w="4680"/>
+          </w:tcPr>
           <w:p>
             <w:pPr>
               <w:pStyle w:val="Compact"/>
@@ -925,6 +811,9 @@
       </w:tr>
       <w:tr>
         <w:tc>
+          <w:tcPr>
+            <w:tcW w:type="dxa" w:w="4680"/>
+          </w:tcPr>
           <w:p>
             <w:pPr>
               <w:pStyle w:val="Compact"/>
@@ -936,28 +825,9 @@
           </w:p>
         </w:tc>
         <w:tc>
-          <w:p>
-            <w:pPr>
-              <w:pStyle w:val="Compact"/>
-              <w:jc w:val="left"/>
-            </w:pPr>
-            <w:r>
-              <w:t xml:space="preserve">daha az önemli</w:t>
-            </w:r>
-          </w:p>
-        </w:tc>
-        <w:tc>
-          <w:p>
-            <w:pPr>
-              <w:pStyle w:val="Compact"/>
-              <w:jc w:val="left"/>
-            </w:pPr>
-            <w:r>
-              <w:t xml:space="preserve">importa menos</w:t>
-            </w:r>
-          </w:p>
-        </w:tc>
-        <w:tc>
+          <w:tcPr>
+            <w:tcW w:type="dxa" w:w="4680"/>
+          </w:tcPr>
           <w:p>
             <w:pPr>
               <w:pStyle w:val="Compact"/>
@@ -1408,13 +1278,19 @@
       </w:r>
     </w:p>
     <w:p>
-      <w:r>
-        <w:br w:type="page"/>
-      </w:r>
-    </w:p>
-    <w:p>
-      <w:r>
-        <w:br w:type="page"/>
+      <w:pPr>
+        <w:pStyle w:val="BodyText"/>
+      </w:pPr>
+      <w:r>
+        <w:t xml:space="preserve">_____________________________________________________________________________</w:t>
+      </w:r>
+    </w:p>
+    <w:p>
+      <w:pPr>
+        <w:pStyle w:val="BodyText"/>
+      </w:pPr>
+      <w:r>
+        <w:t xml:space="preserve">_____________________________________________________________________________</w:t>
       </w:r>
     </w:p>
     <w:p>

--- a/downloads/handouts/Unit 02/Handout 02.01 - Value Cards and Sort Sheet.docx
+++ b/downloads/handouts/Unit 02/Handout 02.01 - Value Cards and Sort Sheet.docx
@@ -1274,23 +1274,17 @@
         <w:pStyle w:val="BodyText"/>
       </w:pPr>
       <w:r>
-        <w:t xml:space="preserve">Grade 8 stretch: Which of your top three would be hardest to keep in a job you want, and why? Then rank your top three and defend the order in two sentences.</w:t>
-      </w:r>
-    </w:p>
-    <w:p>
-      <w:pPr>
-        <w:pStyle w:val="BodyText"/>
-      </w:pPr>
-      <w:r>
-        <w:t xml:space="preserve">_____________________________________________________________________________</w:t>
-      </w:r>
-    </w:p>
-    <w:p>
-      <w:pPr>
-        <w:pStyle w:val="BodyText"/>
-      </w:pPr>
-      <w:r>
-        <w:t xml:space="preserve">_____________________________________________________________________________</w:t>
+        <w:t xml:space="preserve">Grade 8 stretch: (a) Which of your top three would be hardest to keep in a job you want? Why? (b) Rank your top three, 1 to 3. Explain the order in two sentences.</w:t>
+      </w:r>
+    </w:p>
+    <w:p>
+      <w:r>
+        <w:br w:type="page"/>
+      </w:r>
+    </w:p>
+    <w:p>
+      <w:r>
+        <w:br w:type="page"/>
       </w:r>
     </w:p>
     <w:p>
@@ -1629,11 +1623,153 @@
       </w:pPr>
     </w:lvl>
   </w:abstractNum>
+  <w:abstractNum w:abstractNumId="99731">
+    <w:nsid w:val="71315dca"/>
+    <w:multiLevelType w:val="multilevel"/>
+    <w:lvl w:ilvl="0">
+      <w:start w:val="1"/>
+      <w:numFmt w:val="lowerLetter"/>
+      <w:lvlText w:val="(%1)"/>
+      <w:lvlJc w:val="left"/>
+      <w:pPr>
+        <w:tabs>
+          <w:tab w:val="num" w:pos="0"/>
+        </w:tabs>
+        <w:ind w:left="480" w:hanging="480"/>
+      </w:pPr>
+    </w:lvl>
+    <w:lvl w:ilvl="1">
+      <w:start w:val="1"/>
+      <w:numFmt w:val="lowerLetter"/>
+      <w:lvlText w:val="(%2)"/>
+      <w:lvlJc w:val="left"/>
+      <w:pPr>
+        <w:tabs>
+          <w:tab w:val="num" w:pos="720"/>
+        </w:tabs>
+        <w:ind w:left="1200" w:hanging="480"/>
+      </w:pPr>
+    </w:lvl>
+    <w:lvl w:ilvl="2">
+      <w:start w:val="1"/>
+      <w:numFmt w:val="lowerLetter"/>
+      <w:lvlText w:val="(%3)"/>
+      <w:lvlJc w:val="left"/>
+      <w:pPr>
+        <w:tabs>
+          <w:tab w:val="num" w:pos="1440"/>
+        </w:tabs>
+        <w:ind w:left="1920" w:hanging="480"/>
+      </w:pPr>
+    </w:lvl>
+    <w:lvl w:ilvl="3">
+      <w:start w:val="1"/>
+      <w:numFmt w:val="lowerLetter"/>
+      <w:lvlText w:val="(%4)"/>
+      <w:lvlJc w:val="left"/>
+      <w:pPr>
+        <w:tabs>
+          <w:tab w:val="num" w:pos="2160"/>
+        </w:tabs>
+        <w:ind w:left="2640" w:hanging="480"/>
+      </w:pPr>
+    </w:lvl>
+    <w:lvl w:ilvl="4">
+      <w:start w:val="1"/>
+      <w:numFmt w:val="lowerLetter"/>
+      <w:lvlText w:val="(%5)"/>
+      <w:lvlJc w:val="left"/>
+      <w:pPr>
+        <w:tabs>
+          <w:tab w:val="num" w:pos="2880"/>
+        </w:tabs>
+        <w:ind w:left="3360" w:hanging="480"/>
+      </w:pPr>
+    </w:lvl>
+    <w:lvl w:ilvl="5">
+      <w:start w:val="1"/>
+      <w:numFmt w:val="lowerLetter"/>
+      <w:lvlText w:val="(%6)"/>
+      <w:lvlJc w:val="left"/>
+      <w:pPr>
+        <w:tabs>
+          <w:tab w:val="num" w:pos="3600"/>
+        </w:tabs>
+        <w:ind w:left="4080" w:hanging="480"/>
+      </w:pPr>
+    </w:lvl>
+    <w:lvl w:ilvl="6">
+      <w:start w:val="1"/>
+      <w:numFmt w:val="lowerLetter"/>
+      <w:lvlText w:val="(%7)"/>
+      <w:lvlJc w:val="left"/>
+      <w:pPr>
+        <w:tabs>
+          <w:tab w:val="num" w:pos="4320"/>
+        </w:tabs>
+        <w:ind w:left="4800" w:hanging="480"/>
+      </w:pPr>
+    </w:lvl>
+    <w:lvl w:ilvl="7">
+      <w:start w:val="1"/>
+      <w:numFmt w:val="lowerLetter"/>
+      <w:lvlText w:val="(%8)"/>
+      <w:lvlJc w:val="left"/>
+      <w:pPr>
+        <w:tabs>
+          <w:tab w:val="num" w:pos="5040"/>
+        </w:tabs>
+        <w:ind w:left="5520" w:hanging="480"/>
+      </w:pPr>
+    </w:lvl>
+    <w:lvl w:ilvl="8">
+      <w:start w:val="1"/>
+      <w:numFmt w:val="lowerLetter"/>
+      <w:lvlText w:val="(%9)"/>
+      <w:lvlJc w:val="left"/>
+      <w:pPr>
+        <w:tabs>
+          <w:tab w:val="num" w:pos="5760"/>
+        </w:tabs>
+        <w:ind w:left="6240" w:hanging="480"/>
+      </w:pPr>
+    </w:lvl>
+  </w:abstractNum>
   <w:num w:numId="1000">
     <w:abstractNumId w:val="990"/>
   </w:num>
   <w:num w:numId="1001">
     <w:abstractNumId w:val="99411"/>
+    <w:lvlOverride w:ilvl="0">
+      <w:startOverride w:val="1"/>
+    </w:lvlOverride>
+    <w:lvlOverride w:ilvl="1">
+      <w:startOverride w:val="1"/>
+    </w:lvlOverride>
+    <w:lvlOverride w:ilvl="2">
+      <w:startOverride w:val="1"/>
+    </w:lvlOverride>
+    <w:lvlOverride w:ilvl="3">
+      <w:startOverride w:val="1"/>
+    </w:lvlOverride>
+    <w:lvlOverride w:ilvl="4">
+      <w:startOverride w:val="1"/>
+    </w:lvlOverride>
+    <w:lvlOverride w:ilvl="5">
+      <w:startOverride w:val="1"/>
+    </w:lvlOverride>
+    <w:lvlOverride w:ilvl="6">
+      <w:startOverride w:val="1"/>
+    </w:lvlOverride>
+    <w:lvlOverride w:ilvl="7">
+      <w:startOverride w:val="1"/>
+    </w:lvlOverride>
+    <w:lvlOverride w:ilvl="8">
+      <w:startOverride w:val="1"/>
+    </w:lvlOverride>
+  </w:num>
+  <w:num w:numId="1002">
+    <w:abstractNumId w:val="99731"/>
     <w:lvlOverride w:ilvl="0">
       <w:startOverride w:val="1"/>
     </w:lvlOverride>
